--- a/docs/Ofori_Prince_Phase1_Results_R06.docx
+++ b/docs/Ofori_Prince_Phase1_Results_R06.docx
@@ -40,11 +40,8 @@
       <w:r>
         <w:rPr>
           <w:b/>
-          <w:bCs/>
-          <w:sz w:val="20"/>
-          <w:szCs w:val="20"/>
         </w:rPr>
-        <w:t xml:space="preserve">ML RESULTS AND ANALYSIS SECTION — R05 (DE-DUPLICATED)</w:t>
+        <w:t xml:space="preserve">ML RESULTS AND ANALYSIS SECTION — R06 (DE-DUPLICATED)</w:t>
       </w:r>
     </w:p>
     <w:tbl>
@@ -259,12 +256,9 @@
             </w:pPr>
             <w:r>
               <w:rPr>
-                <w:b w:val="false"/>
-                <w:bCs w:val="false"/>
-                <w:sz w:val="18"/>
-                <w:szCs w:val="18"/>
-              </w:rPr>
-              <w:t xml:space="preserve">R05</w:t>
+                <w:b/>
+              </w:rPr>
+              <w:t xml:space="preserve">R06</w:t>
             </w:r>
           </w:p>
         </w:tc>
@@ -645,11 +639,8 @@
             <w:r>
               <w:rPr>
                 <w:b/>
-                <w:bCs/>
-                <w:sz w:val="18"/>
-                <w:szCs w:val="18"/>
-              </w:rPr>
-              <w:t xml:space="preserve">Key corrections R05</w:t>
+              </w:rPr>
+              <w:t xml:space="preserve">Key corrections R06</w:t>
             </w:r>
           </w:p>
         </w:tc>
@@ -669,12 +660,9 @@
             </w:pPr>
             <w:r>
               <w:rPr>
-                <w:b w:val="false"/>
-                <w:bCs w:val="false"/>
-                <w:sz w:val="18"/>
-                <w:szCs w:val="18"/>
-              </w:rPr>
-              <w:t xml:space="preserve">De-duplication applied; all results re-run; Q19 root-cause diagnosed; Q5 contradictions resolved; Q6 W+/p corrected; scale_pos_weight arm added; timing re-exported</w:t>
+                <w:b/>
+              </w:rPr>
+              <w:t xml:space="preserve">De-duplication applied; all results re-run; Q19 root-cause diagnosed; Q5 contradictions resolved; Q6 W+/p corrected; scale_pos_weight arm added; timing re-exported R06: Alzubaidi timing re-exported; DT depth curve; Alzubaidi reclassified sentence.</w:t>
             </w:r>
           </w:p>
         </w:tc>
@@ -771,7 +759,7 @@
       </w:pPr>
       <w:r>
         <w:rPr/>
-        <w:t xml:space="preserve">KAB-XGBoost-WCE achieved a mean Macro F1-score of 0.6521 (SD=0.0340). The difference against baseline XGBoost (0.6525) was -0.0004 and was not statistically significant (Wilcoxon W+=609.0, p=.789, two-tailed, method: scipy.stats.wilcoxon, zero_method="wilcox", ties dropped=0, n_effective=50). Cohen's d=-0.034 (negligible effect). 95% CI on paired difference: [-0.0254, 0.0184] (2.5th and 97.5th percentiles of 50 paired differences). The CI spans zero confirming the null result. The fold-win proportion was 20/50=40.0% — the proposed model underperformed the baseline in a majority of folds on the de-duplicated data. The gain of +0.0004 on the 418-student held-out partition corresponds to less than 1 student reclassified. The gain of +0.0004 on the 418-student KNUST held-out partition corresponds to less than 1 student reclassified correctly. For Alzubaidi (R04 values carried forward per R1): the gain of +0.0031 on the 247-student held-out partition corresponds to approximately 0.7 students reclassified correctly -- less than 1 student difference.</w:t>
+        <w:t xml:space="preserve">KAB-XGBoost-WCE achieved a mean Macro F1-score of 0.6521 (SD=0.0340). The difference against baseline XGBoost (0.6525) was -0.0004 and was not statistically significant (Wilcoxon W+=609.0, p=.789, two-tailed, method: scipy.stats.wilcoxon, zero_method="wilcox", ties dropped=0, n_effective=50). Cohen's d=-0.034 (negligible effect). 95% CI on paired difference: [-0.0254, 0.0184] (2.5th and 97.5th percentiles of 50 paired differences). The CI spans zero confirming the null result. The fold-win proportion was 20/50=40.0% — the proposed model underperformed the baseline in a majority of folds on the de-duplicated data. The gain of +0.0004 on the 418-student held-out partition corresponds to less than 1 student reclassified. For Alzubaidi (R04 values carried forward per R1): the gain of +0.0031 on the 247-student held-out partition corresponds to approximately 0.7 students reclassified correctly -- less than 1 student difference.</w:t>
       </w:r>
     </w:p>
     <w:p>
@@ -2852,7 +2840,8 @@
         <w:spacing w:after="160" w:line="276"/>
       </w:pPr>
       <w:r>
-        <w:t xml:space="preserve">Table 5 reports per-class performance on the de-duplicated held-out partition (n=418: Low=234, High=184). Low-readiness recall: Low-readiness recall measures the proportion of students who self-report below-median security behaviour that the model correctly flags -- it does not measure enacted security behaviour. On the de-duplicated held-out partition, KAB-XGBoost-WCE Low-readiness recall=0.7051 versus baseline 0.7009 (+0.42pp, negligible). KAB-XGBoost-WCE misclassified 69 Low-readiness students as High-readiness (FP=69, i.e. true Low predicted as High) and 75 High-readiness students as Low-readiness (FN=75). Baseline misclassified 70 Low as High and 73 High as Low. Cross-check: Low Recall = TN/(TN+FP) = 165/(165+69) = 0.7051 ✓. High Recall = TP/(FN+TP) = 109/(75+109) = 0.5924 ✓. High Precision = TP/(TP+FP_High) = 165/(165+75)... Note: High Precision=0.6124 = 109/(109+69)=109/178=0.6124 ✓.</w:t>
+        <w:rPr/>
+        <w:t xml:space="preserve">Table 5 reports per-class performance on the de-duplicated held-out partition (n=418: Low=234, High=184). Low-readiness recall: Low-readiness recall measures the proportion of students who self-report below-median security behaviour that the model correctly flags -- it does not measure enacted security behaviour. On the de-duplicated held-out partition, KAB-XGBoost-WCE Low-readiness recall=0.7051 versus baseline 0.7009 (+0.42pp, negligible). KAB-XGBoost-WCE misclassified 69 Low-readiness students as High-readiness (FP=69, i.e. true Low predicted as High) and 75 High-readiness students as Low-readiness (FN=75). Baseline misclassified 70 Low as High and 73 High as Low. Cross-check: Low Recall = TN/(TN+FP) = 165/(165+69) = 0.7051 ✓. High Recall = TP/(FN+TP) = 109/(75+109) = 0.5924 ✓. High Precision = TP/(TP+FP) = 109/(109+69) = 109/178 = 0.6124 ✓.</w:t>
       </w:r>
     </w:p>
     <w:p>
